--- a/WebContent/docx/乳腺癌21基因检测报告-苏州九院.docx
+++ b/WebContent/docx/乳腺癌21基因检测报告-苏州九院.docx
@@ -53,8 +53,6 @@
           <w:lang w:eastAsia="zh-CN"/>
         </w:rPr>
       </w:pPr>
-      <w:bookmarkStart w:id="94" w:name="_GoBack"/>
-      <w:bookmarkEnd w:id="94"/>
     </w:p>
     <w:bookmarkEnd w:id="0"/>
     <w:bookmarkEnd w:id="1"/>
@@ -2310,15 +2308,15 @@
         </w:rPr>
       </w:pPr>
       <w:bookmarkStart w:id="2" w:name="_Toc24178_WPSOffice_Level1"/>
-      <w:bookmarkStart w:id="3" w:name="_Toc14123"/>
-      <w:bookmarkStart w:id="4" w:name="_Toc30143_WPSOffice_Level1"/>
-      <w:bookmarkStart w:id="5" w:name="_Toc14459"/>
-      <w:bookmarkStart w:id="6" w:name="_Toc3619"/>
-      <w:bookmarkStart w:id="7" w:name="_Toc21009_WPSOffice_Level1"/>
-      <w:bookmarkStart w:id="8" w:name="_Toc4588"/>
-      <w:bookmarkStart w:id="9" w:name="_Toc107825547"/>
+      <w:bookmarkStart w:id="3" w:name="_Toc107825547"/>
+      <w:bookmarkStart w:id="4" w:name="_Toc14123"/>
+      <w:bookmarkStart w:id="5" w:name="_Toc21009_WPSOffice_Level1"/>
+      <w:bookmarkStart w:id="6" w:name="_Toc14459"/>
+      <w:bookmarkStart w:id="7" w:name="_Toc4588"/>
+      <w:bookmarkStart w:id="8" w:name="_Toc21669"/>
+      <w:bookmarkStart w:id="9" w:name="_Toc3619"/>
       <w:bookmarkStart w:id="10" w:name="_Toc13806"/>
-      <w:bookmarkStart w:id="11" w:name="_Toc21669"/>
+      <w:bookmarkStart w:id="11" w:name="_Toc30143_WPSOffice_Level1"/>
       <w:r>
         <w:rPr>
           <w:rFonts w:ascii="Times New Roman" w:hAnsi="Times New Roman"/>
@@ -3109,12 +3107,12 @@
       </w:pPr>
       <w:bookmarkStart w:id="12" w:name="_Toc14797"/>
       <w:bookmarkStart w:id="13" w:name="_Toc4492"/>
-      <w:bookmarkStart w:id="14" w:name="_Toc18062_WPSOffice_Level1"/>
+      <w:bookmarkStart w:id="14" w:name="_Toc17451"/>
       <w:bookmarkStart w:id="15" w:name="_Toc29272"/>
-      <w:bookmarkStart w:id="16" w:name="_Toc107825548"/>
-      <w:bookmarkStart w:id="17" w:name="_Toc17451"/>
+      <w:bookmarkStart w:id="16" w:name="_Toc26731"/>
+      <w:bookmarkStart w:id="17" w:name="_Toc18062_WPSOffice_Level1"/>
       <w:bookmarkStart w:id="18" w:name="_Toc7021_WPSOffice_Level1"/>
-      <w:bookmarkStart w:id="19" w:name="_Toc26731"/>
+      <w:bookmarkStart w:id="19" w:name="_Toc107825548"/>
       <w:bookmarkStart w:id="20" w:name="_Toc11015_WPSOffice_Level1"/>
       <w:bookmarkStart w:id="21" w:name="_Toc3823"/>
       <w:r>
@@ -3260,14 +3258,14 @@
           </w14:shadow>
         </w:rPr>
       </w:pPr>
-      <w:bookmarkStart w:id="23" w:name="_Toc25920"/>
-      <w:bookmarkStart w:id="24" w:name="_Toc16576"/>
-      <w:bookmarkStart w:id="25" w:name="_Toc6221_WPSOffice_Level1"/>
-      <w:bookmarkStart w:id="26" w:name="_Toc23369_WPSOffice_Level1"/>
-      <w:bookmarkStart w:id="27" w:name="_Toc18058"/>
+      <w:bookmarkStart w:id="23" w:name="_Toc6221_WPSOffice_Level1"/>
+      <w:bookmarkStart w:id="24" w:name="_Toc25920"/>
+      <w:bookmarkStart w:id="25" w:name="_Toc23369_WPSOffice_Level1"/>
+      <w:bookmarkStart w:id="26" w:name="_Toc18058"/>
+      <w:bookmarkStart w:id="27" w:name="_Toc16576"/>
       <w:bookmarkStart w:id="28" w:name="_Toc149837253"/>
-      <w:bookmarkStart w:id="29" w:name="_Toc29826"/>
-      <w:bookmarkStart w:id="30" w:name="_Toc30197"/>
+      <w:bookmarkStart w:id="29" w:name="_Toc30197"/>
+      <w:bookmarkStart w:id="30" w:name="_Toc29826"/>
       <w:r>
         <w:rPr>
           <w:rStyle w:val="37"/>
@@ -3335,8 +3333,8 @@
         </w:rPr>
       </w:pPr>
       <w:bookmarkStart w:id="31" w:name="_Toc15649"/>
-      <w:bookmarkStart w:id="32" w:name="_Toc777"/>
-      <w:bookmarkStart w:id="33" w:name="_Toc149837254"/>
+      <w:bookmarkStart w:id="32" w:name="_Toc149837254"/>
+      <w:bookmarkStart w:id="33" w:name="_Toc777"/>
       <w:r>
         <w:rPr>
           <w:rFonts w:hint="eastAsia"/>
@@ -4062,12 +4060,12 @@
           <w:lang w:eastAsia="zh-CN"/>
         </w:rPr>
       </w:pPr>
-      <w:bookmarkStart w:id="34" w:name="_Toc18552"/>
-      <w:bookmarkStart w:id="35" w:name="_Toc8800"/>
+      <w:bookmarkStart w:id="34" w:name="_Toc16466"/>
+      <w:bookmarkStart w:id="35" w:name="_Toc14264"/>
       <w:bookmarkStart w:id="36" w:name="_Toc19024"/>
-      <w:bookmarkStart w:id="37" w:name="_Toc16466"/>
-      <w:bookmarkStart w:id="38" w:name="_Toc25603"/>
-      <w:bookmarkStart w:id="39" w:name="_Toc14264"/>
+      <w:bookmarkStart w:id="37" w:name="_Toc25603"/>
+      <w:bookmarkStart w:id="38" w:name="_Toc8800"/>
+      <w:bookmarkStart w:id="39" w:name="_Toc18552"/>
       <w:r>
         <w:rPr>
           <w:rFonts w:ascii="微软雅黑" w:hAnsi="微软雅黑" w:eastAsia="微软雅黑" w:cs="微软雅黑"/>
@@ -4101,7 +4099,16 @@
           <w:szCs w:val="18"/>
           <w:lang w:eastAsia="zh-CN"/>
         </w:rPr>
-        <w:t>2. 本报告临床经验总结的结果只适用于早期、淋巴结阴性、激素受体阳性、HER2阴性或淋巴结阳性（1-3个腋窝淋巴结转移）、激素受体阳性、HER2阴性的浸润性乳腺癌患者，目前还不清楚是否适用于这个标准以外的患者。</w:t>
+        <w:t xml:space="preserve">2. </w:t>
+      </w:r>
+      <w:r>
+        <w:rPr>
+          <w:rFonts w:hint="eastAsia" w:ascii="微软雅黑" w:hAnsi="微软雅黑" w:eastAsia="微软雅黑" w:cs="微软雅黑"/>
+          <w:sz w:val="18"/>
+          <w:szCs w:val="18"/>
+          <w:lang w:eastAsia="zh-CN"/>
+        </w:rPr>
+        <w:t>本报告临床经验总结的结果适用于以下两类浸润性乳腺癌患者：1）淋巴结阴性、激素受体阳性、HER2阴性；2）淋巴结阳性（1-3个腋窝淋巴结转移）、激素受体阳性、HER2阴性，目前尚不明确该结果是否适用于上述标准以外的患者。</w:t>
       </w:r>
     </w:p>
     <w:p>
@@ -4195,7 +4202,7 @@
           </w:tblCellMar>
         </w:tblPrEx>
         <w:trPr>
-          <w:trHeight w:val="441" w:hRule="exact"/>
+          <w:trHeight w:val="680" w:hRule="exact"/>
           <w:jc w:val="right"/>
         </w:trPr>
         <w:tc>
@@ -4246,167 +4253,12 @@
             </w:pPr>
             <w:r>
               <w:rPr>
+                <w:rFonts w:hint="eastAsia" w:ascii="Times New Roman" w:hAnsi="Times New Roman" w:cs="Times New Roman"/>
+                <w:b/>
                 <w:sz w:val="24"/>
-              </w:rPr>
-              <mc:AlternateContent>
-                <mc:Choice Requires="wpg">
-                  <w:drawing>
-                    <wp:anchor distT="0" distB="0" distL="114300" distR="114300" simplePos="0" relativeHeight="251660288" behindDoc="0" locked="0" layoutInCell="1" allowOverlap="1">
-                      <wp:simplePos x="0" y="0"/>
-                      <wp:positionH relativeFrom="column">
-                        <wp:posOffset>-40640</wp:posOffset>
-                      </wp:positionH>
-                      <wp:positionV relativeFrom="paragraph">
-                        <wp:posOffset>-494665</wp:posOffset>
-                      </wp:positionV>
-                      <wp:extent cx="3347720" cy="1443355"/>
-                      <wp:effectExtent l="0" t="0" r="5080" b="4445"/>
-                      <wp:wrapNone/>
-                      <wp:docPr id="16" name="组合 16"/>
-                      <wp:cNvGraphicFramePr/>
-                      <a:graphic xmlns:a="http://schemas.openxmlformats.org/drawingml/2006/main">
-                        <a:graphicData uri="http://schemas.microsoft.com/office/word/2010/wordprocessingGroup">
-                          <wpg:wgp>
-                            <wpg:cNvGrpSpPr/>
-                            <wpg:grpSpPr>
-                              <a:xfrm>
-                                <a:off x="0" y="0"/>
-                                <a:ext cx="3347720" cy="1443355"/>
-                                <a:chOff x="7006" y="30794"/>
-                                <a:chExt cx="5272" cy="2273"/>
-                              </a:xfrm>
-                            </wpg:grpSpPr>
-                            <pic:pic xmlns:pic="http://schemas.openxmlformats.org/drawingml/2006/picture">
-                              <pic:nvPicPr>
-                                <pic:cNvPr id="17" name="图片 4" descr="王建丽"/>
-                                <pic:cNvPicPr>
-                                  <a:picLocks noChangeAspect="1"/>
-                                </pic:cNvPicPr>
-                              </pic:nvPicPr>
-                              <pic:blipFill>
-                                <a:blip r:embed="rId9">
-                                  <a:clrChange>
-                                    <a:clrFrom>
-                                      <a:srgbClr val="FFFFFF">
-                                        <a:alpha val="100000"/>
-                                      </a:srgbClr>
-                                    </a:clrFrom>
-                                    <a:clrTo>
-                                      <a:srgbClr val="FFFFFF">
-                                        <a:alpha val="100000"/>
-                                        <a:alpha val="0"/>
-                                      </a:srgbClr>
-                                    </a:clrTo>
-                                  </a:clrChange>
-                                </a:blip>
-                                <a:stretch>
-                                  <a:fillRect/>
-                                </a:stretch>
-                              </pic:blipFill>
-                              <pic:spPr>
-                                <a:xfrm>
-                                  <a:off x="10380" y="31430"/>
-                                  <a:ext cx="1258" cy="713"/>
-                                </a:xfrm>
-                                <a:prstGeom prst="rect">
-                                  <a:avLst/>
-                                </a:prstGeom>
-                              </pic:spPr>
-                            </pic:pic>
-                            <pic:pic xmlns:pic="http://schemas.openxmlformats.org/drawingml/2006/picture">
-                              <pic:nvPicPr>
-                                <pic:cNvPr id="18" name="图片 1" descr="IMG_256"/>
-                                <pic:cNvPicPr>
-                                  <a:picLocks noChangeAspect="1"/>
-                                </pic:cNvPicPr>
-                              </pic:nvPicPr>
-                              <pic:blipFill>
-                                <a:blip r:embed="rId10"/>
-                                <a:srcRect t="6992" r="30292"/>
-                                <a:stretch>
-                                  <a:fillRect/>
-                                </a:stretch>
-                              </pic:blipFill>
-                              <pic:spPr>
-                                <a:xfrm>
-                                  <a:off x="7006" y="31454"/>
-                                  <a:ext cx="1192" cy="572"/>
-                                </a:xfrm>
-                                <a:prstGeom prst="rect">
-                                  <a:avLst/>
-                                </a:prstGeom>
-                                <a:noFill/>
-                                <a:ln w="9525">
-                                  <a:noFill/>
-                                </a:ln>
-                              </pic:spPr>
-                            </pic:pic>
-                            <pic:pic xmlns:pic="http://schemas.openxmlformats.org/drawingml/2006/picture">
-                              <pic:nvPicPr>
-                                <pic:cNvPr id="21" name="图片 25"/>
-                                <pic:cNvPicPr>
-                                  <a:picLocks noChangeAspect="1" noChangeArrowheads="1"/>
-                                </pic:cNvPicPr>
-                              </pic:nvPicPr>
-                              <pic:blipFill>
-                                <a:blip r:embed="rId11">
-                                  <a:extLst>
-                                    <a:ext uri="{28A0092B-C50C-407E-A947-70E740481C1C}">
-                                      <a14:useLocalDpi xmlns:a14="http://schemas.microsoft.com/office/drawing/2010/main" val="0"/>
-                                    </a:ext>
-                                  </a:extLst>
-                                </a:blip>
-                                <a:srcRect/>
-                                <a:stretch>
-                                  <a:fillRect/>
-                                </a:stretch>
-                              </pic:blipFill>
-                              <pic:spPr>
-                                <a:xfrm>
-                                  <a:off x="10005" y="30794"/>
-                                  <a:ext cx="2273" cy="2273"/>
-                                </a:xfrm>
-                                <a:prstGeom prst="rect">
-                                  <a:avLst/>
-                                </a:prstGeom>
-                                <a:noFill/>
-                                <a:ln>
-                                  <a:noFill/>
-                                </a:ln>
-                              </pic:spPr>
-                            </pic:pic>
-                          </wpg:wgp>
-                        </a:graphicData>
-                      </a:graphic>
-                    </wp:anchor>
-                  </w:drawing>
-                </mc:Choice>
-                <mc:Fallback>
-                  <w:pict>
-                    <v:group id="_x0000_s1026" o:spid="_x0000_s1026" o:spt="203" style="position:absolute;left:0pt;margin-left:-3.2pt;margin-top:-38.95pt;height:113.65pt;width:263.6pt;z-index:251660288;mso-width-relative:page;mso-height-relative:page;" coordorigin="7006,30794" coordsize="5272,2273" o:gfxdata="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">
-                      <o:lock v:ext="edit" aspectratio="f"/>
-                      <v:shape id="图片 4" o:spid="_x0000_s1026" o:spt="75" alt="王建丽" type="#_x0000_t75" style="position:absolute;left:10380;top:31430;height:713;width:1258;" filled="f" o:preferrelative="t" stroked="f" coordsize="21600,21600" o:gfxdata="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">
-                        <v:fill on="f" focussize="0,0"/>
-                        <v:stroke on="f"/>
-                        <v:imagedata r:id="rId9" chromakey="#FFFFFF" o:title=""/>
-                        <o:lock v:ext="edit" aspectratio="t"/>
-                      </v:shape>
-                      <v:shape id="图片 1" o:spid="_x0000_s1026" o:spt="75" alt="IMG_256" type="#_x0000_t75" style="position:absolute;left:7006;top:31454;height:572;width:1192;" filled="f" o:preferrelative="t" stroked="f" coordsize="21600,21600" o:gfxdata="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">
-                        <v:fill on="f" focussize="0,0"/>
-                        <v:stroke on="f"/>
-                        <v:imagedata r:id="rId10" croptop="4582f" cropright="19852f" o:title=""/>
-                        <o:lock v:ext="edit" aspectratio="t"/>
-                      </v:shape>
-                      <v:shape id="图片 25" o:spid="_x0000_s1026" o:spt="75" type="#_x0000_t75" style="position:absolute;left:10005;top:30794;height:2273;width:2273;" filled="f" o:preferrelative="t" stroked="f" coordsize="21600,21600" o:gfxdata="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">
-                        <v:fill on="f" focussize="0,0"/>
-                        <v:stroke on="f"/>
-                        <v:imagedata r:id="rId11" o:title=""/>
-                        <o:lock v:ext="edit" aspectratio="t"/>
-                      </v:shape>
-                    </v:group>
-                  </w:pict>
-                </mc:Fallback>
-              </mc:AlternateContent>
+                <w:szCs w:val="24"/>
+              </w:rPr>
+              <w:t>{{"21_1"|sign(69,34)}}</w:t>
             </w:r>
           </w:p>
         </w:tc>
@@ -4466,6 +4318,78 @@
                 <w:szCs w:val="24"/>
               </w:rPr>
             </w:pPr>
+            <w:r>
+              <w:rPr>
+                <w:rFonts w:hint="eastAsia" w:ascii="Times New Roman" w:hAnsi="Times New Roman" w:cs="Times New Roman"/>
+                <w:b/>
+                <w:sz w:val="24"/>
+                <w:szCs w:val="24"/>
+              </w:rPr>
+              <w:t>{{"21_2"|sign(59,34)}}</w:t>
+            </w:r>
+            <w:bookmarkStart w:id="94" w:name="_GoBack"/>
+            <w:r>
+              <w:rPr>
+                <w:sz w:val="18"/>
+              </w:rPr>
+              <w:drawing>
+                <wp:anchor distT="0" distB="0" distL="114300" distR="114300" simplePos="0" relativeHeight="251660288" behindDoc="0" locked="0" layoutInCell="1" allowOverlap="1">
+                  <wp:simplePos x="0" y="0"/>
+                  <wp:positionH relativeFrom="column">
+                    <wp:posOffset>-103505</wp:posOffset>
+                  </wp:positionH>
+                  <wp:positionV relativeFrom="paragraph">
+                    <wp:posOffset>-403225</wp:posOffset>
+                  </wp:positionV>
+                  <wp:extent cx="1443355" cy="1443355"/>
+                  <wp:effectExtent l="0" t="0" r="4445" b="4445"/>
+                  <wp:wrapNone/>
+                  <wp:docPr id="21" name="图片 25"/>
+                  <wp:cNvGraphicFramePr>
+                    <a:graphicFrameLocks xmlns:a="http://schemas.openxmlformats.org/drawingml/2006/main" noChangeAspect="1"/>
+                  </wp:cNvGraphicFramePr>
+                  <a:graphic xmlns:a="http://schemas.openxmlformats.org/drawingml/2006/main">
+                    <a:graphicData uri="http://schemas.openxmlformats.org/drawingml/2006/picture">
+                      <pic:pic xmlns:pic="http://schemas.openxmlformats.org/drawingml/2006/picture">
+                        <pic:nvPicPr>
+                          <pic:cNvPr id="21" name="图片 25"/>
+                          <pic:cNvPicPr>
+                            <a:picLocks noChangeAspect="1" noChangeArrowheads="1"/>
+                          </pic:cNvPicPr>
+                        </pic:nvPicPr>
+                        <pic:blipFill>
+                          <a:blip r:embed="rId9">
+                            <a:extLst>
+                              <a:ext uri="{28A0092B-C50C-407E-A947-70E740481C1C}">
+                                <a14:useLocalDpi xmlns:a14="http://schemas.microsoft.com/office/drawing/2010/main" val="0"/>
+                              </a:ext>
+                            </a:extLst>
+                          </a:blip>
+                          <a:srcRect/>
+                          <a:stretch>
+                            <a:fillRect/>
+                          </a:stretch>
+                        </pic:blipFill>
+                        <pic:spPr>
+                          <a:xfrm>
+                            <a:off x="0" y="0"/>
+                            <a:ext cx="1443355" cy="1443355"/>
+                          </a:xfrm>
+                          <a:prstGeom prst="rect">
+                            <a:avLst/>
+                          </a:prstGeom>
+                          <a:noFill/>
+                          <a:ln>
+                            <a:noFill/>
+                          </a:ln>
+                        </pic:spPr>
+                      </pic:pic>
+                    </a:graphicData>
+                  </a:graphic>
+                </wp:anchor>
+              </w:drawing>
+            </w:r>
+            <w:bookmarkEnd w:id="94"/>
           </w:p>
         </w:tc>
       </w:tr>
@@ -4706,8 +4630,8 @@
       </w:pPr>
       <w:bookmarkStart w:id="40" w:name="_Toc31071"/>
       <w:bookmarkStart w:id="41" w:name="_Toc24726"/>
-      <w:bookmarkStart w:id="42" w:name="_Toc23941"/>
-      <w:bookmarkStart w:id="43" w:name="_Toc7030"/>
+      <w:bookmarkStart w:id="42" w:name="_Toc7030"/>
+      <w:bookmarkStart w:id="43" w:name="_Toc23941"/>
       <w:r>
         <w:rPr>
           <w:rFonts w:hint="eastAsia"/>
@@ -4758,6 +4682,12 @@
             <w:insideH w:val="single" w:color="A4A4A4" w:sz="4" w:space="0"/>
             <w:insideV w:val="single" w:color="A4A4A4" w:sz="4" w:space="0"/>
           </w:tblBorders>
+          <w:tblCellMar>
+            <w:top w:w="0" w:type="dxa"/>
+            <w:left w:w="108" w:type="dxa"/>
+            <w:bottom w:w="0" w:type="dxa"/>
+            <w:right w:w="108" w:type="dxa"/>
+          </w:tblCellMar>
         </w:tblPrEx>
         <w:trPr>
           <w:cantSplit/>
@@ -8747,12 +8677,12 @@
           <w:lang w:val="en-US" w:eastAsia="zh-CN"/>
         </w:rPr>
       </w:pPr>
-      <w:bookmarkStart w:id="47" w:name="_Toc6972"/>
-      <w:bookmarkStart w:id="48" w:name="_Toc20034"/>
-      <w:bookmarkStart w:id="49" w:name="_Toc25849"/>
-      <w:bookmarkStart w:id="50" w:name="_Toc106719764"/>
-      <w:bookmarkStart w:id="51" w:name="_Toc5244"/>
-      <w:bookmarkStart w:id="52" w:name="_Toc10223"/>
+      <w:bookmarkStart w:id="47" w:name="_Toc5244"/>
+      <w:bookmarkStart w:id="48" w:name="_Toc25849"/>
+      <w:bookmarkStart w:id="49" w:name="_Toc106719764"/>
+      <w:bookmarkStart w:id="50" w:name="_Toc20034"/>
+      <w:bookmarkStart w:id="51" w:name="_Toc10223"/>
+      <w:bookmarkStart w:id="52" w:name="_Toc6972"/>
       <w:r>
         <w:rPr>
           <w:rFonts w:hint="eastAsia"/>
@@ -10526,6 +10456,12 @@
             <w:insideH w:val="none" w:color="auto" w:sz="0" w:space="0"/>
             <w:insideV w:val="none" w:color="auto" w:sz="0" w:space="0"/>
           </w:tblBorders>
+          <w:tblCellMar>
+            <w:top w:w="0" w:type="dxa"/>
+            <w:left w:w="108" w:type="dxa"/>
+            <w:bottom w:w="0" w:type="dxa"/>
+            <w:right w:w="108" w:type="dxa"/>
+          </w:tblCellMar>
         </w:tblPrEx>
         <w:trPr>
           <w:trHeight w:val="313" w:hRule="atLeast"/>
@@ -10738,6 +10674,12 @@
             <w:insideH w:val="none" w:color="auto" w:sz="0" w:space="0"/>
             <w:insideV w:val="none" w:color="auto" w:sz="0" w:space="0"/>
           </w:tblBorders>
+          <w:tblCellMar>
+            <w:top w:w="0" w:type="dxa"/>
+            <w:left w:w="108" w:type="dxa"/>
+            <w:bottom w:w="0" w:type="dxa"/>
+            <w:right w:w="108" w:type="dxa"/>
+          </w:tblCellMar>
         </w:tblPrEx>
         <w:trPr>
           <w:trHeight w:val="313" w:hRule="atLeast"/>
@@ -12066,8 +12008,8 @@
       <w:bookmarkStart w:id="54" w:name="_Toc27020"/>
       <w:bookmarkStart w:id="55" w:name="_Toc6632"/>
       <w:bookmarkStart w:id="56" w:name="_Toc28070"/>
-      <w:bookmarkStart w:id="57" w:name="_Toc15964"/>
-      <w:bookmarkStart w:id="58" w:name="_Toc21629"/>
+      <w:bookmarkStart w:id="57" w:name="_Toc21629"/>
+      <w:bookmarkStart w:id="58" w:name="_Toc15964"/>
       <w:r>
         <w:rPr>
           <w:rFonts w:hint="eastAsia" w:ascii="微软雅黑" w:hAnsi="微软雅黑" w:eastAsia="微软雅黑" w:cs="微软雅黑"/>
@@ -12356,11 +12298,11 @@
           <w:lang w:val="en-US" w:eastAsia="zh-CN" w:bidi="ar"/>
         </w:rPr>
       </w:pPr>
-      <w:bookmarkStart w:id="59" w:name="_Toc8282"/>
-      <w:bookmarkStart w:id="60" w:name="_Toc22405"/>
-      <w:bookmarkStart w:id="61" w:name="_Toc8902"/>
+      <w:bookmarkStart w:id="59" w:name="_Toc8902"/>
+      <w:bookmarkStart w:id="60" w:name="_Toc30210"/>
+      <w:bookmarkStart w:id="61" w:name="_Toc8282"/>
       <w:bookmarkStart w:id="62" w:name="_Toc30450"/>
-      <w:bookmarkStart w:id="63" w:name="_Toc30210"/>
+      <w:bookmarkStart w:id="63" w:name="_Toc22405"/>
       <w:r>
         <w:rPr>
           <w:rFonts w:hint="eastAsia" w:ascii="微软雅黑" w:hAnsi="微软雅黑" w:eastAsia="微软雅黑" w:cs="微软雅黑"/>
@@ -12418,6 +12360,12 @@
             <w:insideH w:val="single" w:color="A4A4A4" w:sz="4" w:space="0"/>
             <w:insideV w:val="single" w:color="A4A4A4" w:sz="4" w:space="0"/>
           </w:tblBorders>
+          <w:tblCellMar>
+            <w:top w:w="0" w:type="dxa"/>
+            <w:left w:w="108" w:type="dxa"/>
+            <w:bottom w:w="0" w:type="dxa"/>
+            <w:right w:w="108" w:type="dxa"/>
+          </w:tblCellMar>
         </w:tblPrEx>
         <w:trPr>
           <w:trHeight w:val="258" w:hRule="atLeast"/>
@@ -13966,11 +13914,11 @@
           <w:lang w:val="en-US" w:eastAsia="zh-CN" w:bidi="ar"/>
         </w:rPr>
       </w:pPr>
-      <w:bookmarkStart w:id="66" w:name="_Toc10597"/>
-      <w:bookmarkStart w:id="67" w:name="_Toc7994"/>
-      <w:bookmarkStart w:id="68" w:name="_Toc19396"/>
-      <w:bookmarkStart w:id="69" w:name="_Toc7932"/>
-      <w:bookmarkStart w:id="70" w:name="_Toc24511"/>
+      <w:bookmarkStart w:id="66" w:name="_Toc7994"/>
+      <w:bookmarkStart w:id="67" w:name="_Toc7932"/>
+      <w:bookmarkStart w:id="68" w:name="_Toc10597"/>
+      <w:bookmarkStart w:id="69" w:name="_Toc24511"/>
+      <w:bookmarkStart w:id="70" w:name="_Toc19396"/>
       <w:r>
         <w:rPr>
           <w:rFonts w:hint="eastAsia" w:ascii="微软雅黑" w:hAnsi="微软雅黑" w:eastAsia="微软雅黑" w:cs="微软雅黑"/>
@@ -14468,11 +14416,11 @@
           <w:lang w:val="en-US" w:eastAsia="zh-CN" w:bidi="ar"/>
         </w:rPr>
       </w:pPr>
-      <w:bookmarkStart w:id="71" w:name="_Toc18423"/>
-      <w:bookmarkStart w:id="72" w:name="_Toc8857"/>
-      <w:bookmarkStart w:id="73" w:name="_Toc15763"/>
+      <w:bookmarkStart w:id="71" w:name="_Toc8857"/>
+      <w:bookmarkStart w:id="72" w:name="_Toc15763"/>
+      <w:bookmarkStart w:id="73" w:name="_Toc13439"/>
       <w:bookmarkStart w:id="74" w:name="_Toc19443"/>
-      <w:bookmarkStart w:id="75" w:name="_Toc13439"/>
+      <w:bookmarkStart w:id="75" w:name="_Toc18423"/>
       <w:r>
         <w:rPr>
           <w:rFonts w:hint="eastAsia" w:ascii="微软雅黑" w:hAnsi="微软雅黑" w:eastAsia="微软雅黑" w:cs="微软雅黑"/>
@@ -14594,12 +14542,6 @@
             <w:insideH w:val="single" w:color="A4A4A4" w:sz="4" w:space="0"/>
             <w:insideV w:val="single" w:color="A4A4A4" w:sz="4" w:space="0"/>
           </w:tblBorders>
-          <w:tblCellMar>
-            <w:top w:w="0" w:type="dxa"/>
-            <w:left w:w="0" w:type="dxa"/>
-            <w:bottom w:w="0" w:type="dxa"/>
-            <w:right w:w="0" w:type="dxa"/>
-          </w:tblCellMar>
         </w:tblPrEx>
         <w:trPr>
           <w:trHeight w:val="513" w:hRule="atLeast"/>
@@ -15875,9 +15817,9 @@
           </w14:shadow>
         </w:rPr>
       </w:pPr>
-      <w:bookmarkStart w:id="76" w:name="_Toc81326587"/>
-      <w:bookmarkStart w:id="77" w:name="_Toc32037"/>
-      <w:bookmarkStart w:id="78" w:name="_Toc81251349"/>
+      <w:bookmarkStart w:id="76" w:name="_Toc32037"/>
+      <w:bookmarkStart w:id="77" w:name="_Toc81251349"/>
+      <w:bookmarkStart w:id="78" w:name="_Toc81326587"/>
       <w:r>
         <w:rPr>
           <w:rFonts w:hint="eastAsia" w:ascii="Times New Roman" w:hAnsi="Times New Roman"/>
@@ -15935,6 +15877,12 @@
             <w:insideH w:val="single" w:color="auto" w:sz="4" w:space="0"/>
             <w:insideV w:val="single" w:color="auto" w:sz="4" w:space="0"/>
           </w:tblBorders>
+          <w:tblCellMar>
+            <w:top w:w="0" w:type="dxa"/>
+            <w:left w:w="108" w:type="dxa"/>
+            <w:bottom w:w="0" w:type="dxa"/>
+            <w:right w:w="108" w:type="dxa"/>
+          </w:tblCellMar>
         </w:tblPrEx>
         <w:trPr>
           <w:trHeight w:val="397" w:hRule="atLeast"/>
@@ -16529,14 +16477,14 @@
       </w:pPr>
       <w:bookmarkStart w:id="79" w:name="_Toc19584_WPSOffice_Level1"/>
       <w:bookmarkStart w:id="80" w:name="_Toc13275"/>
-      <w:bookmarkStart w:id="81" w:name="_Toc17792_WPSOffice_Level2"/>
-      <w:bookmarkStart w:id="82" w:name="_Toc14611_WPSOffice_Level1"/>
-      <w:bookmarkStart w:id="83" w:name="_Toc107825571"/>
-      <w:bookmarkStart w:id="84" w:name="_Toc22623"/>
-      <w:bookmarkStart w:id="85" w:name="_Toc16927"/>
-      <w:bookmarkStart w:id="86" w:name="_Toc9662"/>
-      <w:bookmarkStart w:id="87" w:name="_Toc31804"/>
-      <w:bookmarkStart w:id="88" w:name="_Toc21361"/>
+      <w:bookmarkStart w:id="81" w:name="_Toc9662"/>
+      <w:bookmarkStart w:id="82" w:name="_Toc16927"/>
+      <w:bookmarkStart w:id="83" w:name="_Toc31804"/>
+      <w:bookmarkStart w:id="84" w:name="_Toc21361"/>
+      <w:bookmarkStart w:id="85" w:name="_Toc107825571"/>
+      <w:bookmarkStart w:id="86" w:name="_Toc22623"/>
+      <w:bookmarkStart w:id="87" w:name="_Toc14611_WPSOffice_Level1"/>
+      <w:bookmarkStart w:id="88" w:name="_Toc17792_WPSOffice_Level2"/>
       <w:bookmarkStart w:id="89" w:name="_Toc22162_WPSOffice_Level1"/>
       <w:r>
         <w:rPr>
@@ -16576,10 +16524,10 @@
           <w:lang w:eastAsia="zh-CN"/>
         </w:rPr>
       </w:pPr>
-      <w:bookmarkStart w:id="90" w:name="_Toc11768"/>
-      <w:bookmarkStart w:id="91" w:name="_Toc18033"/>
-      <w:bookmarkStart w:id="92" w:name="_Toc4053"/>
-      <w:bookmarkStart w:id="93" w:name="_Toc27691"/>
+      <w:bookmarkStart w:id="90" w:name="_Toc27691"/>
+      <w:bookmarkStart w:id="91" w:name="_Toc4053"/>
+      <w:bookmarkStart w:id="92" w:name="_Toc18033"/>
+      <w:bookmarkStart w:id="93" w:name="_Toc11768"/>
       <w:r>
         <w:rPr>
           <w:rFonts w:hint="default" w:ascii="Times New Roman" w:hAnsi="Times New Roman" w:eastAsia="微软雅黑" w:cs="Times New Roman"/>
